--- a/8 Test Plan/TestPlanForMusicBoomBoxd1.0.docx
+++ b/8 Test Plan/TestPlanForMusicBoomBoxd1.0.docx
@@ -21,8 +21,9 @@
           <w:szCs w:val="52"/>
           <w:lang w:eastAsia="pl-PL"/>
         </w:rPr>
-        <w:t xml:space="preserve">Test Plan </w:t>
-      </w:r>
+        <w:t xml:space="preserve">Test Plan for the Music </w:t>
+      </w:r>
+      <w:proofErr w:type="spellStart"/>
       <w:r>
         <w:rPr>
           <w:rFonts w:ascii="Arial" w:eastAsia="Times New Roman" w:hAnsi="Arial" w:cs="Arial"/>
@@ -31,17 +32,6 @@
           <w:szCs w:val="52"/>
           <w:lang w:eastAsia="pl-PL"/>
         </w:rPr>
-        <w:t xml:space="preserve">for the Music </w:t>
-      </w:r>
-      <w:proofErr w:type="spellStart"/>
-      <w:r>
-        <w:rPr>
-          <w:rFonts w:ascii="Arial" w:eastAsia="Times New Roman" w:hAnsi="Arial" w:cs="Arial"/>
-          <w:color w:val="000000"/>
-          <w:sz w:val="52"/>
-          <w:szCs w:val="52"/>
-          <w:lang w:eastAsia="pl-PL"/>
-        </w:rPr>
         <w:t>BoomBoxd</w:t>
       </w:r>
       <w:proofErr w:type="spellEnd"/>
@@ -92,6 +82,7 @@
       <w:r>
         <w:rPr>
           <w:rFonts w:ascii="Arial" w:eastAsia="Times New Roman" w:hAnsi="Arial" w:cs="Arial"/>
+          <w:noProof/>
           <w:sz w:val="24"/>
           <w:szCs w:val="24"/>
           <w:lang w:eastAsia="pl-PL"/>
@@ -505,15 +496,6 @@
                 <w:lang w:eastAsia="pl-PL"/>
               </w:rPr>
               <w:tab/>
-            </w:r>
-            <w:r>
-              <w:rPr>
-                <w:rFonts w:ascii="Arial" w:eastAsia="Times New Roman" w:hAnsi="Arial" w:cs="Arial"/>
-                <w:b/>
-                <w:bCs/>
-                <w:color w:val="353F49"/>
-                <w:lang w:eastAsia="pl-PL"/>
-              </w:rPr>
               <w:t>1</w:t>
             </w:r>
             <w:r>
@@ -534,27 +516,7 @@
                 <w:color w:val="353F49"/>
                 <w:lang w:eastAsia="pl-PL"/>
               </w:rPr>
-              <w:t>/0</w:t>
-            </w:r>
-            <w:r>
-              <w:rPr>
-                <w:rFonts w:ascii="Arial" w:eastAsia="Times New Roman" w:hAnsi="Arial" w:cs="Arial"/>
-                <w:b/>
-                <w:bCs/>
-                <w:color w:val="353F49"/>
-                <w:lang w:eastAsia="pl-PL"/>
-              </w:rPr>
-              <w:t>5</w:t>
-            </w:r>
-            <w:r>
-              <w:rPr>
-                <w:rFonts w:ascii="Arial" w:eastAsia="Times New Roman" w:hAnsi="Arial" w:cs="Arial"/>
-                <w:b/>
-                <w:bCs/>
-                <w:color w:val="353F49"/>
-                <w:lang w:eastAsia="pl-PL"/>
-              </w:rPr>
-              <w:t>/2024</w:t>
+              <w:t>/05/2024</w:t>
             </w:r>
           </w:p>
         </w:tc>
@@ -755,29 +717,7 @@
                 <w:color w:val="353F49"/>
                 <w:lang w:eastAsia="pl-PL"/>
               </w:rPr>
-              <w:t>Author                   </w:t>
-            </w:r>
-            <w:proofErr w:type="gramStart"/>
-            <w:r>
-              <w:rPr>
-                <w:rFonts w:ascii="Arial" w:eastAsia="Times New Roman" w:hAnsi="Arial" w:cs="Arial"/>
-                <w:b/>
-                <w:bCs/>
-                <w:color w:val="353F49"/>
-                <w:lang w:eastAsia="pl-PL"/>
-              </w:rPr>
-              <w:t xml:space="preserve">  :</w:t>
-            </w:r>
-            <w:proofErr w:type="gramEnd"/>
-            <w:r>
-              <w:rPr>
-                <w:rFonts w:ascii="Arial" w:eastAsia="Times New Roman" w:hAnsi="Arial" w:cs="Arial"/>
-                <w:b/>
-                <w:bCs/>
-                <w:color w:val="353F49"/>
-                <w:lang w:eastAsia="pl-PL"/>
-              </w:rPr>
-              <w:t xml:space="preserve">       </w:t>
+              <w:t xml:space="preserve">Author                     :       </w:t>
             </w:r>
             <w:r>
               <w:rPr>
@@ -1928,33 +1868,20 @@
           <w:rFonts w:ascii="Arial" w:hAnsi="Arial" w:cs="Arial"/>
           <w:lang w:val="en-US"/>
         </w:rPr>
-        <w:t>Objectives</w:t>
-      </w:r>
-      <w:r>
-        <w:rPr>
-          <w:rFonts w:ascii="Arial" w:hAnsi="Arial" w:cs="Arial"/>
-          <w:lang w:val="en-US"/>
-        </w:rPr>
-        <w:t>:</w:t>
-      </w:r>
-    </w:p>
-    <w:p>
-      <w:pPr>
-        <w:rPr>
-          <w:rFonts w:ascii="Arial" w:hAnsi="Arial" w:cs="Arial"/>
-        </w:rPr>
-      </w:pPr>
-      <w:r>
-        <w:rPr>
-          <w:rFonts w:ascii="Arial" w:hAnsi="Arial" w:cs="Arial"/>
-        </w:rPr>
-        <w:t>Th</w:t>
-      </w:r>
-      <w:r>
-        <w:rPr>
-          <w:rFonts w:ascii="Arial" w:hAnsi="Arial" w:cs="Arial"/>
-        </w:rPr>
-        <w:t xml:space="preserve">e objective of this test plan is to make sure that the application functions correctly and meets the specified requirements in the URS. </w:t>
+        <w:t>Objectives:</w:t>
+      </w:r>
+    </w:p>
+    <w:p>
+      <w:pPr>
+        <w:rPr>
+          <w:rFonts w:ascii="Arial" w:hAnsi="Arial" w:cs="Arial"/>
+        </w:rPr>
+      </w:pPr>
+      <w:r>
+        <w:rPr>
+          <w:rFonts w:ascii="Arial" w:hAnsi="Arial" w:cs="Arial"/>
+        </w:rPr>
+        <w:t xml:space="preserve">The objective of this test plan is to make sure that the application functions correctly and meets the specified requirements in the URS. </w:t>
       </w:r>
       <w:r>
         <w:rPr>
@@ -1996,13 +1923,7 @@
         <w:rPr>
           <w:rFonts w:ascii="Arial" w:hAnsi="Arial" w:cs="Arial"/>
         </w:rPr>
-        <w:t>Creation and management of</w:t>
-      </w:r>
-      <w:r>
-        <w:rPr>
-          <w:rFonts w:ascii="Arial" w:hAnsi="Arial" w:cs="Arial"/>
-        </w:rPr>
-        <w:t xml:space="preserve"> Songs</w:t>
+        <w:t>Creation and management of Songs</w:t>
       </w:r>
     </w:p>
     <w:p>
@@ -2020,13 +1941,7 @@
         <w:rPr>
           <w:rFonts w:ascii="Arial" w:hAnsi="Arial" w:cs="Arial"/>
         </w:rPr>
-        <w:t>Creation and management of</w:t>
-      </w:r>
-      <w:r>
-        <w:rPr>
-          <w:rFonts w:ascii="Arial" w:hAnsi="Arial" w:cs="Arial"/>
-        </w:rPr>
-        <w:t xml:space="preserve"> Albums</w:t>
+        <w:t>Creation and management of Albums</w:t>
       </w:r>
     </w:p>
     <w:p>
@@ -2044,19 +1959,7 @@
         <w:rPr>
           <w:rFonts w:ascii="Arial" w:hAnsi="Arial" w:cs="Arial"/>
         </w:rPr>
-        <w:t xml:space="preserve">Role-specific </w:t>
-      </w:r>
-      <w:r>
-        <w:rPr>
-          <w:rFonts w:ascii="Arial" w:hAnsi="Arial" w:cs="Arial"/>
-        </w:rPr>
-        <w:t>functionalities</w:t>
-      </w:r>
-      <w:r>
-        <w:rPr>
-          <w:rFonts w:ascii="Arial" w:hAnsi="Arial" w:cs="Arial"/>
-        </w:rPr>
-        <w:t xml:space="preserve"> </w:t>
+        <w:t xml:space="preserve">Role-specific functionalities </w:t>
       </w:r>
     </w:p>
     <w:p>
@@ -2074,16 +1977,8 @@
         <w:rPr>
           <w:rFonts w:ascii="Arial" w:hAnsi="Arial" w:cs="Arial"/>
         </w:rPr>
-        <w:t xml:space="preserve">Review and recommendation </w:t>
-      </w:r>
-      <w:proofErr w:type="gramStart"/>
-      <w:r>
-        <w:rPr>
-          <w:rFonts w:ascii="Arial" w:hAnsi="Arial" w:cs="Arial"/>
-        </w:rPr>
-        <w:t>system</w:t>
-      </w:r>
-      <w:proofErr w:type="gramEnd"/>
+        <w:t>Review and recommendation system</w:t>
+      </w:r>
     </w:p>
     <w:p>
       <w:pPr>
@@ -2100,13 +1995,7 @@
         <w:rPr>
           <w:rFonts w:ascii="Arial" w:hAnsi="Arial" w:cs="Arial"/>
         </w:rPr>
-        <w:t>Notification</w:t>
-      </w:r>
-      <w:r>
-        <w:rPr>
-          <w:rFonts w:ascii="Arial" w:hAnsi="Arial" w:cs="Arial"/>
-        </w:rPr>
-        <w:t xml:space="preserve"> settings</w:t>
+        <w:t>Notification settings</w:t>
       </w:r>
     </w:p>
     <w:p>
@@ -2122,14 +2011,7 @@
           <w:rFonts w:ascii="Arial" w:hAnsi="Arial" w:cs="Arial"/>
           <w:lang w:val="en-US"/>
         </w:rPr>
-        <w:t>The features to be tested</w:t>
-      </w:r>
-      <w:r>
-        <w:rPr>
-          <w:rFonts w:ascii="Arial" w:hAnsi="Arial" w:cs="Arial"/>
-          <w:lang w:val="en-US"/>
-        </w:rPr>
-        <w:t>:</w:t>
+        <w:t>The features to be tested:</w:t>
       </w:r>
     </w:p>
     <w:p>
@@ -2481,13 +2363,7 @@
         <w:rPr>
           <w:rFonts w:ascii="Arial" w:hAnsi="Arial" w:cs="Arial"/>
         </w:rPr>
-        <w:t>Critics</w:t>
-      </w:r>
-      <w:r>
-        <w:rPr>
-          <w:rFonts w:ascii="Arial" w:hAnsi="Arial" w:cs="Arial"/>
-        </w:rPr>
-        <w:t xml:space="preserve"> </w:t>
+        <w:t xml:space="preserve">Critics </w:t>
       </w:r>
       <w:r>
         <w:rPr>
@@ -2522,14 +2398,7 @@
           <w:rFonts w:ascii="Arial" w:hAnsi="Arial" w:cs="Arial"/>
           <w:lang w:val="en-US"/>
         </w:rPr>
-        <w:t>Test environment</w:t>
-      </w:r>
-      <w:r>
-        <w:rPr>
-          <w:rFonts w:ascii="Arial" w:hAnsi="Arial" w:cs="Arial"/>
-          <w:lang w:val="en-US"/>
-        </w:rPr>
-        <w:t>:</w:t>
+        <w:t>Test environment:</w:t>
       </w:r>
     </w:p>
     <w:p>
@@ -2567,21 +2436,7 @@
         <w:rPr>
           <w:rFonts w:ascii="Arial" w:hAnsi="Arial" w:cs="Arial"/>
         </w:rPr>
-        <w:t xml:space="preserve">Development Framework: </w:t>
-      </w:r>
-      <w:proofErr w:type="gramStart"/>
-      <w:r>
-        <w:rPr>
-          <w:rFonts w:ascii="Arial" w:hAnsi="Arial" w:cs="Arial"/>
-        </w:rPr>
-        <w:t>.NET(</w:t>
-      </w:r>
-      <w:proofErr w:type="gramEnd"/>
-      <w:r>
-        <w:rPr>
-          <w:rFonts w:ascii="Arial" w:hAnsi="Arial" w:cs="Arial"/>
-        </w:rPr>
-        <w:t>C#)</w:t>
+        <w:t>Development Framework: .NET(C#)</w:t>
       </w:r>
     </w:p>
     <w:p>
@@ -2628,21 +2483,7 @@
           <w:lang w:val="en-US"/>
         </w:rPr>
         <w:lastRenderedPageBreak/>
-        <w:t xml:space="preserve">Test </w:t>
-      </w:r>
-      <w:r>
-        <w:rPr>
-          <w:rFonts w:ascii="Arial" w:hAnsi="Arial" w:cs="Arial"/>
-          <w:lang w:val="en-US"/>
-        </w:rPr>
-        <w:t>cases</w:t>
-      </w:r>
-      <w:r>
-        <w:rPr>
-          <w:rFonts w:ascii="Arial" w:hAnsi="Arial" w:cs="Arial"/>
-          <w:lang w:val="en-US"/>
-        </w:rPr>
-        <w:t>:</w:t>
+        <w:t>Test cases:</w:t>
       </w:r>
     </w:p>
     <w:p>
@@ -3778,21 +3619,8 @@
           <w:szCs w:val="22"/>
           <w:lang w:val="en-US"/>
         </w:rPr>
-        <w:t xml:space="preserve">an error </w:t>
-      </w:r>
-      <w:proofErr w:type="gramStart"/>
-      <w:r>
-        <w:rPr>
-          <w:rStyle w:val="eop"/>
-          <w:rFonts w:ascii="Arial" w:hAnsi="Arial" w:cs="Arial"/>
-          <w:color w:val="0D0D0D"/>
-          <w:sz w:val="22"/>
-          <w:szCs w:val="22"/>
-          <w:lang w:val="en-US"/>
-        </w:rPr>
-        <w:t>message</w:t>
-      </w:r>
-      <w:proofErr w:type="gramEnd"/>
+        <w:t>an error message</w:t>
+      </w:r>
     </w:p>
     <w:p>
       <w:pPr>
@@ -5253,14 +5081,12 @@
         </w:rPr>
         <w:t xml:space="preserve"> not </w:t>
       </w:r>
-      <w:proofErr w:type="gramStart"/>
       <w:r>
         <w:rPr>
           <w:rFonts w:ascii="Arial" w:hAnsi="Arial" w:cs="Arial"/>
         </w:rPr>
         <w:t>updated</w:t>
       </w:r>
-      <w:proofErr w:type="gramEnd"/>
       <w:r>
         <w:rPr>
           <w:rFonts w:ascii="Arial" w:hAnsi="Arial" w:cs="Arial"/>
@@ -5524,27 +5350,7 @@
           <w:sz w:val="24"/>
           <w:szCs w:val="24"/>
         </w:rPr>
-        <w:t xml:space="preserve">e </w:t>
-      </w:r>
-      <w:r>
-        <w:rPr>
-          <w:rFonts w:ascii="Arial" w:hAnsi="Arial" w:cs="Arial"/>
-          <w:b/>
-          <w:bCs/>
-          <w:sz w:val="24"/>
-          <w:szCs w:val="24"/>
-        </w:rPr>
-        <w:t>Inv</w:t>
-      </w:r>
-      <w:r>
-        <w:rPr>
-          <w:rFonts w:ascii="Arial" w:hAnsi="Arial" w:cs="Arial"/>
-          <w:b/>
-          <w:bCs/>
-          <w:sz w:val="24"/>
-          <w:szCs w:val="24"/>
-        </w:rPr>
-        <w:t>alid Credentials</w:t>
+        <w:t>e Invalid Credentials</w:t>
       </w:r>
     </w:p>
     <w:p>
@@ -5716,19 +5522,7 @@
         <w:rPr>
           <w:rFonts w:ascii="Arial" w:hAnsi="Arial" w:cs="Arial"/>
         </w:rPr>
-        <w:t xml:space="preserve">The system shows </w:t>
-      </w:r>
-      <w:r>
-        <w:rPr>
-          <w:rFonts w:ascii="Arial" w:hAnsi="Arial" w:cs="Arial"/>
-        </w:rPr>
-        <w:t>an</w:t>
-      </w:r>
-      <w:r>
-        <w:rPr>
-          <w:rFonts w:ascii="Arial" w:hAnsi="Arial" w:cs="Arial"/>
-        </w:rPr>
-        <w:t xml:space="preserve"> e</w:t>
+        <w:t>The system shows an e</w:t>
       </w:r>
       <w:r>
         <w:rPr>
@@ -5773,14 +5567,12 @@
         </w:rPr>
         <w:t xml:space="preserve">not </w:t>
       </w:r>
-      <w:proofErr w:type="gramStart"/>
       <w:r>
         <w:rPr>
           <w:rFonts w:ascii="Arial" w:hAnsi="Arial" w:cs="Arial"/>
         </w:rPr>
         <w:t>deleted</w:t>
       </w:r>
-      <w:proofErr w:type="gramEnd"/>
       <w:r>
         <w:rPr>
           <w:rFonts w:ascii="Arial" w:hAnsi="Arial" w:cs="Arial"/>
@@ -5889,49 +5681,7 @@
           <w:lang w:val="en-US"/>
         </w:rPr>
         <w:lastRenderedPageBreak/>
-        <w:t>Interacting</w:t>
-      </w:r>
-      <w:r>
-        <w:rPr>
-          <w:rStyle w:val="normaltextrun"/>
-          <w:rFonts w:ascii="Arial" w:hAnsi="Arial" w:cs="Arial"/>
-          <w:b/>
-          <w:bCs/>
-          <w:color w:val="0D0D0D"/>
-          <w:sz w:val="28"/>
-          <w:szCs w:val="28"/>
-          <w:u w:val="single"/>
-          <w:lang w:val="en-US"/>
-        </w:rPr>
-        <w:t xml:space="preserve"> with Reviews </w:t>
-      </w:r>
-      <w:r>
-        <w:rPr>
-          <w:rStyle w:val="normaltextrun"/>
-          <w:rFonts w:ascii="Arial" w:hAnsi="Arial" w:cs="Arial"/>
-          <w:b/>
-          <w:bCs/>
-          <w:color w:val="0D0D0D"/>
-          <w:sz w:val="28"/>
-          <w:szCs w:val="28"/>
-          <w:u w:val="single"/>
-          <w:lang w:val="en-US"/>
-        </w:rPr>
-        <w:t>(UC</w:t>
-      </w:r>
-      <w:r>
-        <w:rPr>
-          <w:rStyle w:val="normaltextrun"/>
-          <w:rFonts w:ascii="Arial" w:hAnsi="Arial" w:cs="Arial"/>
-          <w:b/>
-          <w:bCs/>
-          <w:color w:val="0D0D0D"/>
-          <w:sz w:val="28"/>
-          <w:szCs w:val="28"/>
-          <w:u w:val="single"/>
-          <w:lang w:val="en-US"/>
-        </w:rPr>
-        <w:t>2)</w:t>
+        <w:t>Interacting with Reviews (UC2)</w:t>
       </w:r>
     </w:p>
     <w:p>
@@ -6086,13 +5836,7 @@
         <w:rPr>
           <w:rFonts w:ascii="Arial" w:hAnsi="Arial" w:cs="Arial"/>
         </w:rPr>
-        <w:t xml:space="preserve"> </w:t>
-      </w:r>
-      <w:r>
-        <w:rPr>
-          <w:rFonts w:ascii="Arial" w:hAnsi="Arial" w:cs="Arial"/>
-        </w:rPr>
-        <w:t>and a review exists.</w:t>
+        <w:t xml:space="preserve"> and a review exists.</w:t>
       </w:r>
       <w:r>
         <w:rPr>
@@ -6616,7 +6360,6 @@
         <w:t xml:space="preserve">does not </w:t>
       </w:r>
       <w:proofErr w:type="spellStart"/>
-      <w:proofErr w:type="gramStart"/>
       <w:r>
         <w:rPr>
           <w:rFonts w:ascii="Arial" w:hAnsi="Arial" w:cs="Arial"/>
@@ -6630,7 +6373,6 @@
         <w:t>The</w:t>
       </w:r>
       <w:proofErr w:type="spellEnd"/>
-      <w:proofErr w:type="gramEnd"/>
       <w:r>
         <w:rPr>
           <w:rFonts w:ascii="Arial" w:hAnsi="Arial" w:cs="Arial"/>
@@ -8539,31 +8281,7 @@
           <w:szCs w:val="22"/>
           <w:lang w:val="en-US"/>
         </w:rPr>
-        <w:t xml:space="preserve">rror </w:t>
-      </w:r>
-      <w:proofErr w:type="gramStart"/>
-      <w:r>
-        <w:rPr>
-          <w:rStyle w:val="eop"/>
-          <w:rFonts w:ascii="Arial" w:hAnsi="Arial" w:cs="Arial"/>
-          <w:color w:val="0D0D0D"/>
-          <w:sz w:val="22"/>
-          <w:szCs w:val="22"/>
-          <w:lang w:val="en-US"/>
-        </w:rPr>
-        <w:t>message</w:t>
-      </w:r>
-      <w:proofErr w:type="gramEnd"/>
-      <w:r>
-        <w:rPr>
-          <w:rStyle w:val="eop"/>
-          <w:rFonts w:ascii="Arial" w:hAnsi="Arial" w:cs="Arial"/>
-          <w:color w:val="0D0D0D"/>
-          <w:sz w:val="22"/>
-          <w:szCs w:val="22"/>
-          <w:lang w:val="en-US"/>
-        </w:rPr>
-        <w:t xml:space="preserve"> </w:t>
+        <w:t xml:space="preserve">rror message </w:t>
       </w:r>
     </w:p>
     <w:p>
@@ -9462,29 +9180,7 @@
           <w:color w:val="0D0D0D"/>
           <w:lang w:val="en-US"/>
         </w:rPr>
-        <w:t xml:space="preserve">w </w:t>
-      </w:r>
-      <w:r>
-        <w:rPr>
-          <w:rStyle w:val="normaltextrun"/>
-          <w:rFonts w:ascii="Arial" w:hAnsi="Arial" w:cs="Arial"/>
-          <w:b/>
-          <w:bCs/>
-          <w:color w:val="0D0D0D"/>
-          <w:lang w:val="en-US"/>
-        </w:rPr>
-        <w:t>Inv</w:t>
-      </w:r>
-      <w:r>
-        <w:rPr>
-          <w:rStyle w:val="normaltextrun"/>
-          <w:rFonts w:ascii="Arial" w:hAnsi="Arial" w:cs="Arial"/>
-          <w:b/>
-          <w:bCs/>
-          <w:color w:val="0D0D0D"/>
-          <w:lang w:val="en-US"/>
-        </w:rPr>
-        <w:t>alid</w:t>
+        <w:t>w Invalid</w:t>
       </w:r>
     </w:p>
     <w:p>
@@ -9761,18 +9457,7 @@
           <w:szCs w:val="22"/>
           <w:lang w:val="en-US"/>
         </w:rPr>
-        <w:t xml:space="preserve"> song or album or artist</w:t>
-      </w:r>
-      <w:r>
-        <w:rPr>
-          <w:rStyle w:val="eop"/>
-          <w:rFonts w:ascii="Arial" w:hAnsi="Arial" w:cs="Arial"/>
-          <w:color w:val="0D0D0D"/>
-          <w:sz w:val="22"/>
-          <w:szCs w:val="22"/>
-          <w:lang w:val="en-US"/>
-        </w:rPr>
-        <w:t>.</w:t>
+        <w:t xml:space="preserve"> song or album or artist.</w:t>
       </w:r>
     </w:p>
     <w:p>
@@ -10036,149 +9721,122 @@
         <w:spacing w:before="0" w:beforeAutospacing="0" w:after="0" w:afterAutospacing="0" w:line="276" w:lineRule="auto"/>
         <w:textAlignment w:val="baseline"/>
         <w:rPr>
-          <w:rFonts w:ascii="Arial" w:hAnsi="Arial" w:cs="Arial"/>
-          <w:sz w:val="16"/>
-          <w:szCs w:val="16"/>
-          <w:lang w:val="en-US"/>
-        </w:rPr>
-      </w:pPr>
-    </w:p>
-    <w:p>
-      <w:pPr>
-        <w:pStyle w:val="paragraph"/>
-        <w:shd w:val="clear" w:color="auto" w:fill="FFFFFF"/>
-        <w:spacing w:before="0" w:beforeAutospacing="0" w:after="0" w:afterAutospacing="0" w:line="276" w:lineRule="auto"/>
-        <w:textAlignment w:val="baseline"/>
-        <w:rPr>
-          <w:rFonts w:ascii="Arial" w:hAnsi="Arial" w:cs="Arial"/>
-          <w:sz w:val="16"/>
-          <w:szCs w:val="16"/>
-          <w:lang w:val="en-US"/>
-        </w:rPr>
-      </w:pPr>
-    </w:p>
-    <w:p>
-      <w:pPr>
-        <w:pStyle w:val="paragraph"/>
-        <w:shd w:val="clear" w:color="auto" w:fill="FFFFFF"/>
-        <w:spacing w:before="0" w:beforeAutospacing="0" w:after="0" w:afterAutospacing="0" w:line="276" w:lineRule="auto"/>
-        <w:textAlignment w:val="baseline"/>
-        <w:rPr>
-          <w:rFonts w:ascii="Arial" w:hAnsi="Arial" w:cs="Arial"/>
-          <w:sz w:val="16"/>
-          <w:szCs w:val="16"/>
-          <w:lang w:val="en-US"/>
-        </w:rPr>
-      </w:pPr>
-    </w:p>
-    <w:p>
-      <w:pPr>
-        <w:pStyle w:val="paragraph"/>
-        <w:shd w:val="clear" w:color="auto" w:fill="FFFFFF"/>
-        <w:spacing w:before="0" w:beforeAutospacing="0" w:after="0" w:afterAutospacing="0" w:line="276" w:lineRule="auto"/>
-        <w:textAlignment w:val="baseline"/>
-        <w:rPr>
-          <w:rFonts w:ascii="Arial" w:hAnsi="Arial" w:cs="Arial"/>
-          <w:sz w:val="16"/>
-          <w:szCs w:val="16"/>
-          <w:lang w:val="en-US"/>
-        </w:rPr>
-      </w:pPr>
-    </w:p>
-    <w:p>
-      <w:pPr>
-        <w:pStyle w:val="paragraph"/>
-        <w:shd w:val="clear" w:color="auto" w:fill="FFFFFF"/>
-        <w:spacing w:before="0" w:beforeAutospacing="0" w:after="0" w:afterAutospacing="0" w:line="276" w:lineRule="auto"/>
-        <w:textAlignment w:val="baseline"/>
-        <w:rPr>
-          <w:rFonts w:ascii="Arial" w:hAnsi="Arial" w:cs="Arial"/>
-          <w:sz w:val="16"/>
-          <w:szCs w:val="16"/>
-          <w:lang w:val="en-US"/>
-        </w:rPr>
-      </w:pPr>
-    </w:p>
-    <w:p>
-      <w:pPr>
-        <w:pStyle w:val="paragraph"/>
-        <w:shd w:val="clear" w:color="auto" w:fill="FFFFFF"/>
-        <w:spacing w:before="0" w:beforeAutospacing="0" w:after="0" w:afterAutospacing="0" w:line="276" w:lineRule="auto"/>
-        <w:textAlignment w:val="baseline"/>
-        <w:rPr>
-          <w:rFonts w:ascii="Arial" w:hAnsi="Arial" w:cs="Arial"/>
-          <w:sz w:val="16"/>
-          <w:szCs w:val="16"/>
-          <w:lang w:val="en-US"/>
-        </w:rPr>
-      </w:pPr>
-    </w:p>
-    <w:p>
-      <w:pPr>
-        <w:pStyle w:val="paragraph"/>
-        <w:shd w:val="clear" w:color="auto" w:fill="FFFFFF"/>
-        <w:spacing w:before="0" w:beforeAutospacing="0" w:after="0" w:afterAutospacing="0" w:line="276" w:lineRule="auto"/>
-        <w:textAlignment w:val="baseline"/>
-        <w:rPr>
-          <w:rFonts w:ascii="Arial" w:hAnsi="Arial" w:cs="Arial"/>
-          <w:sz w:val="16"/>
-          <w:szCs w:val="16"/>
-          <w:lang w:val="en-US"/>
-        </w:rPr>
-      </w:pPr>
-    </w:p>
-    <w:p>
-      <w:pPr>
-        <w:pStyle w:val="paragraph"/>
-        <w:shd w:val="clear" w:color="auto" w:fill="FFFFFF"/>
-        <w:spacing w:before="0" w:beforeAutospacing="0" w:after="0" w:afterAutospacing="0" w:line="276" w:lineRule="auto"/>
-        <w:textAlignment w:val="baseline"/>
-        <w:rPr>
-          <w:rFonts w:ascii="Arial" w:hAnsi="Arial" w:cs="Arial"/>
-          <w:sz w:val="16"/>
-          <w:szCs w:val="16"/>
-          <w:lang w:val="en-US"/>
-        </w:rPr>
-      </w:pPr>
-    </w:p>
-    <w:p>
-      <w:pPr>
-        <w:pStyle w:val="paragraph"/>
-        <w:shd w:val="clear" w:color="auto" w:fill="FFFFFF"/>
-        <w:spacing w:before="0" w:beforeAutospacing="0" w:after="0" w:afterAutospacing="0" w:line="276" w:lineRule="auto"/>
-        <w:textAlignment w:val="baseline"/>
-        <w:rPr>
-          <w:rFonts w:ascii="Arial" w:hAnsi="Arial" w:cs="Arial"/>
-          <w:sz w:val="16"/>
-          <w:szCs w:val="16"/>
-          <w:lang w:val="en-US"/>
-        </w:rPr>
-      </w:pPr>
-    </w:p>
-    <w:p>
-      <w:pPr>
-        <w:pStyle w:val="paragraph"/>
-        <w:shd w:val="clear" w:color="auto" w:fill="FFFFFF"/>
-        <w:spacing w:before="0" w:beforeAutospacing="0" w:after="0" w:afterAutospacing="0" w:line="276" w:lineRule="auto"/>
-        <w:textAlignment w:val="baseline"/>
-        <w:rPr>
-          <w:rFonts w:ascii="Arial" w:hAnsi="Arial" w:cs="Arial"/>
-          <w:sz w:val="16"/>
-          <w:szCs w:val="16"/>
-          <w:lang w:val="en-US"/>
-        </w:rPr>
-      </w:pPr>
-    </w:p>
-    <w:p>
-      <w:pPr>
-        <w:pStyle w:val="paragraph"/>
-        <w:shd w:val="clear" w:color="auto" w:fill="FFFFFF"/>
-        <w:spacing w:before="0" w:beforeAutospacing="0" w:after="0" w:afterAutospacing="0" w:line="276" w:lineRule="auto"/>
-        <w:textAlignment w:val="baseline"/>
-        <w:rPr>
-          <w:rFonts w:ascii="Arial" w:hAnsi="Arial" w:cs="Arial"/>
-          <w:sz w:val="16"/>
-          <w:szCs w:val="16"/>
+          <w:rStyle w:val="eop"/>
+          <w:rFonts w:ascii="Arial" w:hAnsi="Arial" w:cs="Arial"/>
+          <w:color w:val="0D0D0D"/>
+          <w:sz w:val="22"/>
+          <w:szCs w:val="22"/>
+          <w:lang w:val="en-US"/>
+        </w:rPr>
+      </w:pPr>
+    </w:p>
+    <w:p>
+      <w:pPr>
+        <w:pStyle w:val="paragraph"/>
+        <w:shd w:val="clear" w:color="auto" w:fill="FFFFFF"/>
+        <w:spacing w:before="0" w:beforeAutospacing="0" w:after="0" w:afterAutospacing="0" w:line="276" w:lineRule="auto"/>
+        <w:textAlignment w:val="baseline"/>
+        <w:rPr>
+          <w:rStyle w:val="eop"/>
+          <w:rFonts w:ascii="Arial" w:hAnsi="Arial" w:cs="Arial"/>
+          <w:color w:val="0D0D0D"/>
+          <w:sz w:val="22"/>
+          <w:szCs w:val="22"/>
+          <w:lang w:val="en-US"/>
+        </w:rPr>
+      </w:pPr>
+    </w:p>
+    <w:p>
+      <w:pPr>
+        <w:pStyle w:val="paragraph"/>
+        <w:shd w:val="clear" w:color="auto" w:fill="FFFFFF"/>
+        <w:spacing w:before="0" w:beforeAutospacing="0" w:after="0" w:afterAutospacing="0" w:line="276" w:lineRule="auto"/>
+        <w:textAlignment w:val="baseline"/>
+        <w:rPr>
+          <w:rStyle w:val="eop"/>
+          <w:rFonts w:ascii="Arial" w:hAnsi="Arial" w:cs="Arial"/>
+          <w:color w:val="0D0D0D"/>
+          <w:sz w:val="22"/>
+          <w:szCs w:val="22"/>
+          <w:lang w:val="en-US"/>
+        </w:rPr>
+      </w:pPr>
+    </w:p>
+    <w:p>
+      <w:pPr>
+        <w:pStyle w:val="paragraph"/>
+        <w:shd w:val="clear" w:color="auto" w:fill="FFFFFF"/>
+        <w:spacing w:before="0" w:beforeAutospacing="0" w:after="0" w:afterAutospacing="0" w:line="276" w:lineRule="auto"/>
+        <w:textAlignment w:val="baseline"/>
+        <w:rPr>
+          <w:rStyle w:val="eop"/>
+          <w:rFonts w:ascii="Arial" w:hAnsi="Arial" w:cs="Arial"/>
+          <w:color w:val="0D0D0D"/>
+          <w:sz w:val="22"/>
+          <w:szCs w:val="22"/>
+          <w:lang w:val="en-US"/>
+        </w:rPr>
+      </w:pPr>
+    </w:p>
+    <w:p>
+      <w:pPr>
+        <w:pStyle w:val="paragraph"/>
+        <w:shd w:val="clear" w:color="auto" w:fill="FFFFFF"/>
+        <w:spacing w:before="0" w:beforeAutospacing="0" w:after="0" w:afterAutospacing="0" w:line="276" w:lineRule="auto"/>
+        <w:textAlignment w:val="baseline"/>
+        <w:rPr>
+          <w:rStyle w:val="eop"/>
+          <w:rFonts w:ascii="Arial" w:hAnsi="Arial" w:cs="Arial"/>
+          <w:color w:val="0D0D0D"/>
+          <w:sz w:val="22"/>
+          <w:szCs w:val="22"/>
+          <w:lang w:val="en-US"/>
+        </w:rPr>
+      </w:pPr>
+    </w:p>
+    <w:p>
+      <w:pPr>
+        <w:pStyle w:val="paragraph"/>
+        <w:shd w:val="clear" w:color="auto" w:fill="FFFFFF"/>
+        <w:spacing w:before="0" w:beforeAutospacing="0" w:after="0" w:afterAutospacing="0" w:line="276" w:lineRule="auto"/>
+        <w:textAlignment w:val="baseline"/>
+        <w:rPr>
+          <w:rStyle w:val="eop"/>
+          <w:rFonts w:ascii="Arial" w:hAnsi="Arial" w:cs="Arial"/>
+          <w:color w:val="0D0D0D"/>
+          <w:sz w:val="22"/>
+          <w:szCs w:val="22"/>
+          <w:lang w:val="en-US"/>
+        </w:rPr>
+      </w:pPr>
+    </w:p>
+    <w:p>
+      <w:pPr>
+        <w:pStyle w:val="paragraph"/>
+        <w:shd w:val="clear" w:color="auto" w:fill="FFFFFF"/>
+        <w:spacing w:before="0" w:beforeAutospacing="0" w:after="0" w:afterAutospacing="0" w:line="276" w:lineRule="auto"/>
+        <w:textAlignment w:val="baseline"/>
+        <w:rPr>
+          <w:rStyle w:val="eop"/>
+          <w:rFonts w:ascii="Arial" w:hAnsi="Arial" w:cs="Arial"/>
+          <w:color w:val="0D0D0D"/>
+          <w:sz w:val="22"/>
+          <w:szCs w:val="22"/>
+          <w:lang w:val="en-US"/>
+        </w:rPr>
+      </w:pPr>
+    </w:p>
+    <w:p>
+      <w:pPr>
+        <w:pStyle w:val="paragraph"/>
+        <w:shd w:val="clear" w:color="auto" w:fill="FFFFFF"/>
+        <w:spacing w:before="0" w:beforeAutospacing="0" w:after="0" w:afterAutospacing="0" w:line="276" w:lineRule="auto"/>
+        <w:textAlignment w:val="baseline"/>
+        <w:rPr>
+          <w:rFonts w:ascii="Arial" w:hAnsi="Arial" w:cs="Arial"/>
+          <w:color w:val="0D0D0D"/>
+          <w:sz w:val="22"/>
+          <w:szCs w:val="22"/>
           <w:lang w:val="en-US"/>
         </w:rPr>
       </w:pPr>
@@ -10356,31 +10014,7 @@
           <w:szCs w:val="22"/>
           <w:lang w:val="en-US"/>
         </w:rPr>
-        <w:t xml:space="preserve">: The application is </w:t>
-      </w:r>
-      <w:proofErr w:type="gramStart"/>
-      <w:r>
-        <w:rPr>
-          <w:rStyle w:val="normaltextrun"/>
-          <w:rFonts w:ascii="Arial" w:hAnsi="Arial" w:cs="Arial"/>
-          <w:color w:val="0D0D0D"/>
-          <w:sz w:val="22"/>
-          <w:szCs w:val="22"/>
-          <w:lang w:val="en-US"/>
-        </w:rPr>
-        <w:t>running</w:t>
-      </w:r>
-      <w:proofErr w:type="gramEnd"/>
-      <w:r>
-        <w:rPr>
-          <w:rStyle w:val="normaltextrun"/>
-          <w:rFonts w:ascii="Arial" w:hAnsi="Arial" w:cs="Arial"/>
-          <w:color w:val="0D0D0D"/>
-          <w:sz w:val="22"/>
-          <w:szCs w:val="22"/>
-          <w:lang w:val="en-US"/>
-        </w:rPr>
-        <w:t xml:space="preserve"> and an admin account exists.</w:t>
+        <w:t>: The application is running and an admin account exists.</w:t>
       </w:r>
       <w:r>
         <w:rPr>
@@ -11153,20 +10787,6 @@
         <w:textAlignment w:val="baseline"/>
         <w:rPr>
           <w:rFonts w:ascii="Arial" w:hAnsi="Arial" w:cs="Arial"/>
-          <w:sz w:val="16"/>
-          <w:szCs w:val="16"/>
-          <w:lang w:val="en-US"/>
-        </w:rPr>
-      </w:pPr>
-    </w:p>
-    <w:p>
-      <w:pPr>
-        <w:pStyle w:val="paragraph"/>
-        <w:shd w:val="clear" w:color="auto" w:fill="FFFFFF"/>
-        <w:spacing w:before="0" w:beforeAutospacing="0" w:after="0" w:afterAutospacing="0" w:line="276" w:lineRule="auto"/>
-        <w:textAlignment w:val="baseline"/>
-        <w:rPr>
-          <w:rFonts w:ascii="Arial" w:hAnsi="Arial" w:cs="Arial"/>
           <w:color w:val="0A2F40"/>
           <w:sz w:val="20"/>
           <w:szCs w:val="20"/>
@@ -12389,6 +12009,89 @@
         <w:spacing w:before="0" w:beforeAutospacing="0" w:after="0" w:afterAutospacing="0" w:line="276" w:lineRule="auto"/>
         <w:textAlignment w:val="baseline"/>
         <w:rPr>
+          <w:rStyle w:val="eop"/>
+          <w:rFonts w:ascii="Arial" w:hAnsi="Arial" w:cs="Arial"/>
+          <w:color w:val="0D0D0D"/>
+          <w:sz w:val="22"/>
+          <w:szCs w:val="22"/>
+          <w:lang w:val="en-US"/>
+        </w:rPr>
+      </w:pPr>
+      <w:r>
+        <w:rPr>
+          <w:rStyle w:val="normaltextrun"/>
+          <w:rFonts w:ascii="Arial" w:hAnsi="Arial" w:cs="Arial"/>
+          <w:b/>
+          <w:bCs/>
+          <w:color w:val="0D0D0D"/>
+          <w:sz w:val="22"/>
+          <w:szCs w:val="22"/>
+          <w:lang w:val="en-US"/>
+        </w:rPr>
+        <w:t>Expected Result</w:t>
+      </w:r>
+      <w:r>
+        <w:rPr>
+          <w:rStyle w:val="normaltextrun"/>
+          <w:rFonts w:ascii="Arial" w:hAnsi="Arial" w:cs="Arial"/>
+          <w:color w:val="0D0D0D"/>
+          <w:sz w:val="22"/>
+          <w:szCs w:val="22"/>
+          <w:lang w:val="en-US"/>
+        </w:rPr>
+        <w:t>: The notification settings are updated.</w:t>
+      </w:r>
+      <w:r>
+        <w:rPr>
+          <w:rStyle w:val="eop"/>
+          <w:rFonts w:ascii="Arial" w:hAnsi="Arial" w:cs="Arial"/>
+          <w:color w:val="0D0D0D"/>
+          <w:sz w:val="22"/>
+          <w:szCs w:val="22"/>
+          <w:lang w:val="en-US"/>
+        </w:rPr>
+        <w:t> </w:t>
+      </w:r>
+    </w:p>
+    <w:p>
+      <w:pPr>
+        <w:pStyle w:val="paragraph"/>
+        <w:shd w:val="clear" w:color="auto" w:fill="FFFFFF"/>
+        <w:spacing w:before="0" w:beforeAutospacing="0" w:after="0" w:afterAutospacing="0" w:line="276" w:lineRule="auto"/>
+        <w:textAlignment w:val="baseline"/>
+        <w:rPr>
+          <w:rStyle w:val="eop"/>
+          <w:rFonts w:ascii="Arial" w:hAnsi="Arial" w:cs="Arial"/>
+          <w:color w:val="0D0D0D"/>
+          <w:sz w:val="22"/>
+          <w:szCs w:val="22"/>
+          <w:lang w:val="en-US"/>
+        </w:rPr>
+      </w:pPr>
+    </w:p>
+    <w:p>
+      <w:pPr>
+        <w:pStyle w:val="paragraph"/>
+        <w:shd w:val="clear" w:color="auto" w:fill="FFFFFF"/>
+        <w:spacing w:before="0" w:beforeAutospacing="0" w:after="0" w:afterAutospacing="0" w:line="276" w:lineRule="auto"/>
+        <w:textAlignment w:val="baseline"/>
+        <w:rPr>
+          <w:rStyle w:val="eop"/>
+          <w:rFonts w:ascii="Arial" w:hAnsi="Arial" w:cs="Arial"/>
+          <w:color w:val="0D0D0D"/>
+          <w:sz w:val="22"/>
+          <w:szCs w:val="22"/>
+          <w:lang w:val="en-US"/>
+        </w:rPr>
+      </w:pPr>
+    </w:p>
+    <w:p>
+      <w:pPr>
+        <w:pStyle w:val="paragraph"/>
+        <w:shd w:val="clear" w:color="auto" w:fill="FFFFFF"/>
+        <w:spacing w:before="0" w:beforeAutospacing="0" w:after="0" w:afterAutospacing="0" w:line="276" w:lineRule="auto"/>
+        <w:textAlignment w:val="baseline"/>
+        <w:rPr>
           <w:rFonts w:ascii="Arial" w:hAnsi="Arial" w:cs="Arial"/>
           <w:sz w:val="16"/>
           <w:szCs w:val="16"/>
@@ -12397,38 +12100,271 @@
       </w:pPr>
       <w:r>
         <w:rPr>
-          <w:rStyle w:val="normaltextrun"/>
-          <w:rFonts w:ascii="Arial" w:hAnsi="Arial" w:cs="Arial"/>
-          <w:b/>
-          <w:bCs/>
-          <w:color w:val="0D0D0D"/>
-          <w:sz w:val="22"/>
-          <w:szCs w:val="22"/>
-          <w:lang w:val="en-US"/>
-        </w:rPr>
-        <w:t>Expected Result</w:t>
-      </w:r>
-      <w:r>
-        <w:rPr>
-          <w:rStyle w:val="normaltextrun"/>
-          <w:rFonts w:ascii="Arial" w:hAnsi="Arial" w:cs="Arial"/>
-          <w:color w:val="0D0D0D"/>
-          <w:sz w:val="22"/>
-          <w:szCs w:val="22"/>
-          <w:lang w:val="en-US"/>
-        </w:rPr>
-        <w:t>: The notification settings are updated.</w:t>
-      </w:r>
-      <w:r>
-        <w:rPr>
-          <w:rStyle w:val="eop"/>
-          <w:rFonts w:ascii="Arial" w:hAnsi="Arial" w:cs="Arial"/>
-          <w:color w:val="0D0D0D"/>
-          <w:sz w:val="22"/>
-          <w:szCs w:val="22"/>
-          <w:lang w:val="en-US"/>
-        </w:rPr>
-        <w:t> </w:t>
+          <w:rStyle w:val="eop"/>
+          <w:rFonts w:ascii="Arial" w:hAnsi="Arial" w:cs="Arial"/>
+          <w:color w:val="0D0D0D"/>
+          <w:sz w:val="22"/>
+          <w:szCs w:val="22"/>
+          <w:lang w:val="en-US"/>
+        </w:rPr>
+        <w:t xml:space="preserve">I have talked </w:t>
+      </w:r>
+      <w:r>
+        <w:rPr>
+          <w:rStyle w:val="eop"/>
+          <w:rFonts w:ascii="Arial" w:hAnsi="Arial" w:cs="Arial"/>
+          <w:color w:val="0D0D0D"/>
+          <w:sz w:val="22"/>
+          <w:szCs w:val="22"/>
+          <w:lang w:val="en-US"/>
+        </w:rPr>
+        <w:t>with my WAD teacher</w:t>
+      </w:r>
+      <w:r>
+        <w:rPr>
+          <w:rStyle w:val="eop"/>
+          <w:rFonts w:ascii="Arial" w:hAnsi="Arial" w:cs="Arial"/>
+          <w:color w:val="0D0D0D"/>
+          <w:sz w:val="22"/>
+          <w:szCs w:val="22"/>
+          <w:lang w:val="en-US"/>
+        </w:rPr>
+        <w:t xml:space="preserve">. I need to update my code so that it is more </w:t>
+      </w:r>
+      <w:r>
+        <w:rPr>
+          <w:rStyle w:val="eop"/>
+          <w:rFonts w:ascii="Arial" w:hAnsi="Arial" w:cs="Arial"/>
+          <w:color w:val="0D0D0D"/>
+          <w:sz w:val="22"/>
+          <w:szCs w:val="22"/>
+          <w:lang w:val="en-US"/>
+        </w:rPr>
+        <w:t>up-to-date</w:t>
+      </w:r>
+      <w:r>
+        <w:rPr>
+          <w:rStyle w:val="eop"/>
+          <w:rFonts w:ascii="Arial" w:hAnsi="Arial" w:cs="Arial"/>
+          <w:color w:val="0D0D0D"/>
+          <w:sz w:val="22"/>
+          <w:szCs w:val="22"/>
+          <w:lang w:val="en-US"/>
+        </w:rPr>
+        <w:t xml:space="preserve"> with the </w:t>
+      </w:r>
+      <w:r>
+        <w:rPr>
+          <w:rStyle w:val="eop"/>
+          <w:rFonts w:ascii="Arial" w:hAnsi="Arial" w:cs="Arial"/>
+          <w:color w:val="0D0D0D"/>
+          <w:sz w:val="22"/>
+          <w:szCs w:val="22"/>
+          <w:lang w:val="en-US"/>
+        </w:rPr>
+        <w:t>object-oriented</w:t>
+      </w:r>
+      <w:r>
+        <w:rPr>
+          <w:rStyle w:val="eop"/>
+          <w:rFonts w:ascii="Arial" w:hAnsi="Arial" w:cs="Arial"/>
+          <w:color w:val="0D0D0D"/>
+          <w:sz w:val="22"/>
+          <w:szCs w:val="22"/>
+          <w:lang w:val="en-US"/>
+        </w:rPr>
+        <w:t xml:space="preserve"> standards. Work on things like handling </w:t>
+      </w:r>
+      <w:r>
+        <w:rPr>
+          <w:rStyle w:val="eop"/>
+          <w:rFonts w:ascii="Arial" w:hAnsi="Arial" w:cs="Arial"/>
+          <w:color w:val="0D0D0D"/>
+          <w:sz w:val="22"/>
+          <w:szCs w:val="22"/>
+          <w:lang w:val="en-US"/>
+        </w:rPr>
+        <w:t>rules</w:t>
+      </w:r>
+      <w:r>
+        <w:rPr>
+          <w:rStyle w:val="eop"/>
+          <w:rFonts w:ascii="Arial" w:hAnsi="Arial" w:cs="Arial"/>
+          <w:color w:val="0D0D0D"/>
+          <w:sz w:val="22"/>
+          <w:szCs w:val="22"/>
+          <w:lang w:val="en-US"/>
+        </w:rPr>
+        <w:t xml:space="preserve"> in the </w:t>
+      </w:r>
+      <w:proofErr w:type="spellStart"/>
+      <w:r>
+        <w:rPr>
+          <w:rStyle w:val="eop"/>
+          <w:rFonts w:ascii="Arial" w:hAnsi="Arial" w:cs="Arial"/>
+          <w:color w:val="0D0D0D"/>
+          <w:sz w:val="22"/>
+          <w:szCs w:val="22"/>
+          <w:lang w:val="en-US"/>
+        </w:rPr>
+        <w:t>Ul</w:t>
+      </w:r>
+      <w:proofErr w:type="spellEnd"/>
+      <w:r>
+        <w:rPr>
+          <w:rStyle w:val="eop"/>
+          <w:rFonts w:ascii="Arial" w:hAnsi="Arial" w:cs="Arial"/>
+          <w:color w:val="0D0D0D"/>
+          <w:sz w:val="22"/>
+          <w:szCs w:val="22"/>
+          <w:lang w:val="en-US"/>
+        </w:rPr>
+        <w:t xml:space="preserve"> layer a</w:t>
+      </w:r>
+      <w:r>
+        <w:rPr>
+          <w:rStyle w:val="eop"/>
+          <w:rFonts w:ascii="Arial" w:hAnsi="Arial" w:cs="Arial"/>
+          <w:color w:val="0D0D0D"/>
+          <w:sz w:val="22"/>
+          <w:szCs w:val="22"/>
+          <w:lang w:val="en-US"/>
+        </w:rPr>
+        <w:t>nd logic to validate</w:t>
+      </w:r>
+      <w:r>
+        <w:rPr>
+          <w:rStyle w:val="eop"/>
+          <w:rFonts w:ascii="Arial" w:hAnsi="Arial" w:cs="Arial"/>
+          <w:color w:val="0D0D0D"/>
+          <w:sz w:val="22"/>
+          <w:szCs w:val="22"/>
+          <w:lang w:val="en-US"/>
+        </w:rPr>
+        <w:t xml:space="preserve"> the rules in the managers.</w:t>
+      </w:r>
+      <w:r>
+        <w:rPr>
+          <w:rStyle w:val="eop"/>
+          <w:rFonts w:ascii="Arial" w:hAnsi="Arial" w:cs="Arial"/>
+          <w:color w:val="0D0D0D"/>
+          <w:sz w:val="22"/>
+          <w:szCs w:val="22"/>
+          <w:lang w:val="en-US"/>
+        </w:rPr>
+        <w:t xml:space="preserve"> Introduce a class manager that validates </w:t>
+      </w:r>
+      <w:r>
+        <w:rPr>
+          <w:rStyle w:val="eop"/>
+          <w:rFonts w:ascii="Arial" w:hAnsi="Arial" w:cs="Arial"/>
+          <w:color w:val="0D0D0D"/>
+          <w:sz w:val="22"/>
+          <w:szCs w:val="22"/>
+          <w:lang w:val="en-US"/>
+        </w:rPr>
+        <w:t>users</w:t>
+      </w:r>
+      <w:r>
+        <w:rPr>
+          <w:rStyle w:val="eop"/>
+          <w:rFonts w:ascii="Arial" w:hAnsi="Arial" w:cs="Arial"/>
+          <w:color w:val="0D0D0D"/>
+          <w:sz w:val="22"/>
+          <w:szCs w:val="22"/>
+          <w:lang w:val="en-US"/>
+        </w:rPr>
+        <w:t>.</w:t>
+      </w:r>
+      <w:r>
+        <w:rPr>
+          <w:rStyle w:val="eop"/>
+          <w:rFonts w:ascii="Arial" w:hAnsi="Arial" w:cs="Arial"/>
+          <w:color w:val="0D0D0D"/>
+          <w:sz w:val="22"/>
+          <w:szCs w:val="22"/>
+          <w:lang w:val="en-US"/>
+        </w:rPr>
+        <w:t xml:space="preserve"> I also need to work on </w:t>
+      </w:r>
+      <w:r>
+        <w:rPr>
+          <w:rStyle w:val="eop"/>
+          <w:rFonts w:ascii="Arial" w:hAnsi="Arial" w:cs="Arial"/>
+          <w:color w:val="0D0D0D"/>
+          <w:sz w:val="22"/>
+          <w:szCs w:val="22"/>
+          <w:lang w:val="en-US"/>
+        </w:rPr>
+        <w:t xml:space="preserve">the </w:t>
+      </w:r>
+      <w:proofErr w:type="spellStart"/>
+      <w:r>
+        <w:rPr>
+          <w:rStyle w:val="eop"/>
+          <w:rFonts w:ascii="Arial" w:hAnsi="Arial" w:cs="Arial"/>
+          <w:color w:val="0D0D0D"/>
+          <w:sz w:val="22"/>
+          <w:szCs w:val="22"/>
+          <w:lang w:val="en-US"/>
+        </w:rPr>
+        <w:t>uni</w:t>
+      </w:r>
+      <w:proofErr w:type="spellEnd"/>
+      <w:r>
+        <w:rPr>
+          <w:rStyle w:val="eop"/>
+          <w:rFonts w:ascii="Arial" w:hAnsi="Arial" w:cs="Arial"/>
+          <w:color w:val="0D0D0D"/>
+          <w:sz w:val="22"/>
+          <w:szCs w:val="22"/>
+          <w:lang w:val="en-US"/>
+        </w:rPr>
+        <w:t xml:space="preserve"> test more</w:t>
+      </w:r>
+      <w:r>
+        <w:rPr>
+          <w:rStyle w:val="eop"/>
+          <w:rFonts w:ascii="Arial" w:hAnsi="Arial" w:cs="Arial"/>
+          <w:color w:val="0D0D0D"/>
+          <w:sz w:val="22"/>
+          <w:szCs w:val="22"/>
+          <w:lang w:val="en-US"/>
+        </w:rPr>
+        <w:t xml:space="preserve">. I will have to change my dependency injection to use the </w:t>
+      </w:r>
+      <w:r>
+        <w:rPr>
+          <w:rStyle w:val="eop"/>
+          <w:rFonts w:ascii="Arial" w:hAnsi="Arial" w:cs="Arial"/>
+          <w:color w:val="0D0D0D"/>
+          <w:sz w:val="22"/>
+          <w:szCs w:val="22"/>
+          <w:lang w:val="en-US"/>
+        </w:rPr>
+        <w:t>repositories</w:t>
+      </w:r>
+      <w:r>
+        <w:rPr>
+          <w:rStyle w:val="eop"/>
+          <w:rFonts w:ascii="Arial" w:hAnsi="Arial" w:cs="Arial"/>
+          <w:color w:val="0D0D0D"/>
+          <w:sz w:val="22"/>
+          <w:szCs w:val="22"/>
+          <w:lang w:val="en-US"/>
+        </w:rPr>
+        <w:t xml:space="preserve"> instead of </w:t>
+      </w:r>
+      <w:r>
+        <w:rPr>
+          <w:rStyle w:val="eop"/>
+          <w:rFonts w:ascii="Arial" w:hAnsi="Arial" w:cs="Arial"/>
+          <w:color w:val="0D0D0D"/>
+          <w:sz w:val="22"/>
+          <w:szCs w:val="22"/>
+          <w:lang w:val="en-US"/>
+        </w:rPr>
+        <w:t>creating a class in the logic layer that does the same thing.</w:t>
       </w:r>
     </w:p>
     <w:sectPr>
@@ -17025,6 +16961,7 @@
   <w:style w:type="character" w:default="1" w:styleId="DefaultParagraphFont">
     <w:name w:val="Default Paragraph Font"/>
     <w:uiPriority w:val="1"/>
+    <w:semiHidden/>
     <w:unhideWhenUsed/>
   </w:style>
   <w:style w:type="table" w:default="1" w:styleId="TableNormal">

--- a/8 Test Plan/TestPlanForMusicBoomBoxd1.0.docx
+++ b/8 Test Plan/TestPlanForMusicBoomBoxd1.0.docx
@@ -717,7 +717,29 @@
                 <w:color w:val="353F49"/>
                 <w:lang w:eastAsia="pl-PL"/>
               </w:rPr>
-              <w:t xml:space="preserve">Author                     :       </w:t>
+              <w:t>Author                   </w:t>
+            </w:r>
+            <w:proofErr w:type="gramStart"/>
+            <w:r>
+              <w:rPr>
+                <w:rFonts w:ascii="Arial" w:eastAsia="Times New Roman" w:hAnsi="Arial" w:cs="Arial"/>
+                <w:b/>
+                <w:bCs/>
+                <w:color w:val="353F49"/>
+                <w:lang w:eastAsia="pl-PL"/>
+              </w:rPr>
+              <w:t xml:space="preserve">  :</w:t>
+            </w:r>
+            <w:proofErr w:type="gramEnd"/>
+            <w:r>
+              <w:rPr>
+                <w:rFonts w:ascii="Arial" w:eastAsia="Times New Roman" w:hAnsi="Arial" w:cs="Arial"/>
+                <w:b/>
+                <w:bCs/>
+                <w:color w:val="353F49"/>
+                <w:lang w:eastAsia="pl-PL"/>
+              </w:rPr>
+              <w:t xml:space="preserve">       </w:t>
             </w:r>
             <w:r>
               <w:rPr>
@@ -1977,8 +1999,16 @@
         <w:rPr>
           <w:rFonts w:ascii="Arial" w:hAnsi="Arial" w:cs="Arial"/>
         </w:rPr>
-        <w:t>Review and recommendation system</w:t>
-      </w:r>
+        <w:t xml:space="preserve">Review and recommendation </w:t>
+      </w:r>
+      <w:proofErr w:type="gramStart"/>
+      <w:r>
+        <w:rPr>
+          <w:rFonts w:ascii="Arial" w:hAnsi="Arial" w:cs="Arial"/>
+        </w:rPr>
+        <w:t>system</w:t>
+      </w:r>
+      <w:proofErr w:type="gramEnd"/>
     </w:p>
     <w:p>
       <w:pPr>
@@ -2436,7 +2466,21 @@
         <w:rPr>
           <w:rFonts w:ascii="Arial" w:hAnsi="Arial" w:cs="Arial"/>
         </w:rPr>
-        <w:t>Development Framework: .NET(C#)</w:t>
+        <w:t xml:space="preserve">Development Framework: </w:t>
+      </w:r>
+      <w:proofErr w:type="gramStart"/>
+      <w:r>
+        <w:rPr>
+          <w:rFonts w:ascii="Arial" w:hAnsi="Arial" w:cs="Arial"/>
+        </w:rPr>
+        <w:t>.NET(</w:t>
+      </w:r>
+      <w:proofErr w:type="gramEnd"/>
+      <w:r>
+        <w:rPr>
+          <w:rFonts w:ascii="Arial" w:hAnsi="Arial" w:cs="Arial"/>
+        </w:rPr>
+        <w:t>C#)</w:t>
       </w:r>
     </w:p>
     <w:p>
@@ -3619,8 +3663,21 @@
           <w:szCs w:val="22"/>
           <w:lang w:val="en-US"/>
         </w:rPr>
-        <w:t>an error message</w:t>
-      </w:r>
+        <w:t xml:space="preserve">an error </w:t>
+      </w:r>
+      <w:proofErr w:type="gramStart"/>
+      <w:r>
+        <w:rPr>
+          <w:rStyle w:val="eop"/>
+          <w:rFonts w:ascii="Arial" w:hAnsi="Arial" w:cs="Arial"/>
+          <w:color w:val="0D0D0D"/>
+          <w:sz w:val="22"/>
+          <w:szCs w:val="22"/>
+          <w:lang w:val="en-US"/>
+        </w:rPr>
+        <w:t>message</w:t>
+      </w:r>
+      <w:proofErr w:type="gramEnd"/>
     </w:p>
     <w:p>
       <w:pPr>
@@ -5081,12 +5138,14 @@
         </w:rPr>
         <w:t xml:space="preserve"> not </w:t>
       </w:r>
+      <w:proofErr w:type="gramStart"/>
       <w:r>
         <w:rPr>
           <w:rFonts w:ascii="Arial" w:hAnsi="Arial" w:cs="Arial"/>
         </w:rPr>
         <w:t>updated</w:t>
       </w:r>
+      <w:proofErr w:type="gramEnd"/>
       <w:r>
         <w:rPr>
           <w:rFonts w:ascii="Arial" w:hAnsi="Arial" w:cs="Arial"/>
@@ -5567,12 +5626,14 @@
         </w:rPr>
         <w:t xml:space="preserve">not </w:t>
       </w:r>
+      <w:proofErr w:type="gramStart"/>
       <w:r>
         <w:rPr>
           <w:rFonts w:ascii="Arial" w:hAnsi="Arial" w:cs="Arial"/>
         </w:rPr>
         <w:t>deleted</w:t>
       </w:r>
+      <w:proofErr w:type="gramEnd"/>
       <w:r>
         <w:rPr>
           <w:rFonts w:ascii="Arial" w:hAnsi="Arial" w:cs="Arial"/>
@@ -6360,6 +6421,7 @@
         <w:t xml:space="preserve">does not </w:t>
       </w:r>
       <w:proofErr w:type="spellStart"/>
+      <w:proofErr w:type="gramStart"/>
       <w:r>
         <w:rPr>
           <w:rFonts w:ascii="Arial" w:hAnsi="Arial" w:cs="Arial"/>
@@ -6373,6 +6435,7 @@
         <w:t>The</w:t>
       </w:r>
       <w:proofErr w:type="spellEnd"/>
+      <w:proofErr w:type="gramEnd"/>
       <w:r>
         <w:rPr>
           <w:rFonts w:ascii="Arial" w:hAnsi="Arial" w:cs="Arial"/>
@@ -8281,7 +8344,31 @@
           <w:szCs w:val="22"/>
           <w:lang w:val="en-US"/>
         </w:rPr>
-        <w:t xml:space="preserve">rror message </w:t>
+        <w:t xml:space="preserve">rror </w:t>
+      </w:r>
+      <w:proofErr w:type="gramStart"/>
+      <w:r>
+        <w:rPr>
+          <w:rStyle w:val="eop"/>
+          <w:rFonts w:ascii="Arial" w:hAnsi="Arial" w:cs="Arial"/>
+          <w:color w:val="0D0D0D"/>
+          <w:sz w:val="22"/>
+          <w:szCs w:val="22"/>
+          <w:lang w:val="en-US"/>
+        </w:rPr>
+        <w:t>message</w:t>
+      </w:r>
+      <w:proofErr w:type="gramEnd"/>
+      <w:r>
+        <w:rPr>
+          <w:rStyle w:val="eop"/>
+          <w:rFonts w:ascii="Arial" w:hAnsi="Arial" w:cs="Arial"/>
+          <w:color w:val="0D0D0D"/>
+          <w:sz w:val="22"/>
+          <w:szCs w:val="22"/>
+          <w:lang w:val="en-US"/>
+        </w:rPr>
+        <w:t xml:space="preserve"> </w:t>
       </w:r>
     </w:p>
     <w:p>
@@ -10014,7 +10101,31 @@
           <w:szCs w:val="22"/>
           <w:lang w:val="en-US"/>
         </w:rPr>
-        <w:t>: The application is running and an admin account exists.</w:t>
+        <w:t xml:space="preserve">: The application is </w:t>
+      </w:r>
+      <w:proofErr w:type="gramStart"/>
+      <w:r>
+        <w:rPr>
+          <w:rStyle w:val="normaltextrun"/>
+          <w:rFonts w:ascii="Arial" w:hAnsi="Arial" w:cs="Arial"/>
+          <w:color w:val="0D0D0D"/>
+          <w:sz w:val="22"/>
+          <w:szCs w:val="22"/>
+          <w:lang w:val="en-US"/>
+        </w:rPr>
+        <w:t>running</w:t>
+      </w:r>
+      <w:proofErr w:type="gramEnd"/>
+      <w:r>
+        <w:rPr>
+          <w:rStyle w:val="normaltextrun"/>
+          <w:rFonts w:ascii="Arial" w:hAnsi="Arial" w:cs="Arial"/>
+          <w:color w:val="0D0D0D"/>
+          <w:sz w:val="22"/>
+          <w:szCs w:val="22"/>
+          <w:lang w:val="en-US"/>
+        </w:rPr>
+        <w:t xml:space="preserve"> and an admin account exists.</w:t>
       </w:r>
       <w:r>
         <w:rPr>
@@ -12068,304 +12179,6 @@
           <w:lang w:val="en-US"/>
         </w:rPr>
       </w:pPr>
-    </w:p>
-    <w:p>
-      <w:pPr>
-        <w:pStyle w:val="paragraph"/>
-        <w:shd w:val="clear" w:color="auto" w:fill="FFFFFF"/>
-        <w:spacing w:before="0" w:beforeAutospacing="0" w:after="0" w:afterAutospacing="0" w:line="276" w:lineRule="auto"/>
-        <w:textAlignment w:val="baseline"/>
-        <w:rPr>
-          <w:rStyle w:val="eop"/>
-          <w:rFonts w:ascii="Arial" w:hAnsi="Arial" w:cs="Arial"/>
-          <w:color w:val="0D0D0D"/>
-          <w:sz w:val="22"/>
-          <w:szCs w:val="22"/>
-          <w:lang w:val="en-US"/>
-        </w:rPr>
-      </w:pPr>
-    </w:p>
-    <w:p>
-      <w:pPr>
-        <w:pStyle w:val="paragraph"/>
-        <w:shd w:val="clear" w:color="auto" w:fill="FFFFFF"/>
-        <w:spacing w:before="0" w:beforeAutospacing="0" w:after="0" w:afterAutospacing="0" w:line="276" w:lineRule="auto"/>
-        <w:textAlignment w:val="baseline"/>
-        <w:rPr>
-          <w:rFonts w:ascii="Arial" w:hAnsi="Arial" w:cs="Arial"/>
-          <w:sz w:val="16"/>
-          <w:szCs w:val="16"/>
-          <w:lang w:val="en-US"/>
-        </w:rPr>
-      </w:pPr>
-      <w:r>
-        <w:rPr>
-          <w:rStyle w:val="eop"/>
-          <w:rFonts w:ascii="Arial" w:hAnsi="Arial" w:cs="Arial"/>
-          <w:color w:val="0D0D0D"/>
-          <w:sz w:val="22"/>
-          <w:szCs w:val="22"/>
-          <w:lang w:val="en-US"/>
-        </w:rPr>
-        <w:t xml:space="preserve">I have talked </w:t>
-      </w:r>
-      <w:r>
-        <w:rPr>
-          <w:rStyle w:val="eop"/>
-          <w:rFonts w:ascii="Arial" w:hAnsi="Arial" w:cs="Arial"/>
-          <w:color w:val="0D0D0D"/>
-          <w:sz w:val="22"/>
-          <w:szCs w:val="22"/>
-          <w:lang w:val="en-US"/>
-        </w:rPr>
-        <w:t>with my WAD teacher</w:t>
-      </w:r>
-      <w:r>
-        <w:rPr>
-          <w:rStyle w:val="eop"/>
-          <w:rFonts w:ascii="Arial" w:hAnsi="Arial" w:cs="Arial"/>
-          <w:color w:val="0D0D0D"/>
-          <w:sz w:val="22"/>
-          <w:szCs w:val="22"/>
-          <w:lang w:val="en-US"/>
-        </w:rPr>
-        <w:t xml:space="preserve">. I need to update my code so that it is more </w:t>
-      </w:r>
-      <w:r>
-        <w:rPr>
-          <w:rStyle w:val="eop"/>
-          <w:rFonts w:ascii="Arial" w:hAnsi="Arial" w:cs="Arial"/>
-          <w:color w:val="0D0D0D"/>
-          <w:sz w:val="22"/>
-          <w:szCs w:val="22"/>
-          <w:lang w:val="en-US"/>
-        </w:rPr>
-        <w:t>up-to-date</w:t>
-      </w:r>
-      <w:r>
-        <w:rPr>
-          <w:rStyle w:val="eop"/>
-          <w:rFonts w:ascii="Arial" w:hAnsi="Arial" w:cs="Arial"/>
-          <w:color w:val="0D0D0D"/>
-          <w:sz w:val="22"/>
-          <w:szCs w:val="22"/>
-          <w:lang w:val="en-US"/>
-        </w:rPr>
-        <w:t xml:space="preserve"> with the </w:t>
-      </w:r>
-      <w:r>
-        <w:rPr>
-          <w:rStyle w:val="eop"/>
-          <w:rFonts w:ascii="Arial" w:hAnsi="Arial" w:cs="Arial"/>
-          <w:color w:val="0D0D0D"/>
-          <w:sz w:val="22"/>
-          <w:szCs w:val="22"/>
-          <w:lang w:val="en-US"/>
-        </w:rPr>
-        <w:t>object-oriented</w:t>
-      </w:r>
-      <w:r>
-        <w:rPr>
-          <w:rStyle w:val="eop"/>
-          <w:rFonts w:ascii="Arial" w:hAnsi="Arial" w:cs="Arial"/>
-          <w:color w:val="0D0D0D"/>
-          <w:sz w:val="22"/>
-          <w:szCs w:val="22"/>
-          <w:lang w:val="en-US"/>
-        </w:rPr>
-        <w:t xml:space="preserve"> standards. Work on things like handling </w:t>
-      </w:r>
-      <w:r>
-        <w:rPr>
-          <w:rStyle w:val="eop"/>
-          <w:rFonts w:ascii="Arial" w:hAnsi="Arial" w:cs="Arial"/>
-          <w:color w:val="0D0D0D"/>
-          <w:sz w:val="22"/>
-          <w:szCs w:val="22"/>
-          <w:lang w:val="en-US"/>
-        </w:rPr>
-        <w:t>rules</w:t>
-      </w:r>
-      <w:r>
-        <w:rPr>
-          <w:rStyle w:val="eop"/>
-          <w:rFonts w:ascii="Arial" w:hAnsi="Arial" w:cs="Arial"/>
-          <w:color w:val="0D0D0D"/>
-          <w:sz w:val="22"/>
-          <w:szCs w:val="22"/>
-          <w:lang w:val="en-US"/>
-        </w:rPr>
-        <w:t xml:space="preserve"> in the </w:t>
-      </w:r>
-      <w:proofErr w:type="spellStart"/>
-      <w:r>
-        <w:rPr>
-          <w:rStyle w:val="eop"/>
-          <w:rFonts w:ascii="Arial" w:hAnsi="Arial" w:cs="Arial"/>
-          <w:color w:val="0D0D0D"/>
-          <w:sz w:val="22"/>
-          <w:szCs w:val="22"/>
-          <w:lang w:val="en-US"/>
-        </w:rPr>
-        <w:t>Ul</w:t>
-      </w:r>
-      <w:proofErr w:type="spellEnd"/>
-      <w:r>
-        <w:rPr>
-          <w:rStyle w:val="eop"/>
-          <w:rFonts w:ascii="Arial" w:hAnsi="Arial" w:cs="Arial"/>
-          <w:color w:val="0D0D0D"/>
-          <w:sz w:val="22"/>
-          <w:szCs w:val="22"/>
-          <w:lang w:val="en-US"/>
-        </w:rPr>
-        <w:t xml:space="preserve"> layer a</w:t>
-      </w:r>
-      <w:r>
-        <w:rPr>
-          <w:rStyle w:val="eop"/>
-          <w:rFonts w:ascii="Arial" w:hAnsi="Arial" w:cs="Arial"/>
-          <w:color w:val="0D0D0D"/>
-          <w:sz w:val="22"/>
-          <w:szCs w:val="22"/>
-          <w:lang w:val="en-US"/>
-        </w:rPr>
-        <w:t>nd logic to validate</w:t>
-      </w:r>
-      <w:r>
-        <w:rPr>
-          <w:rStyle w:val="eop"/>
-          <w:rFonts w:ascii="Arial" w:hAnsi="Arial" w:cs="Arial"/>
-          <w:color w:val="0D0D0D"/>
-          <w:sz w:val="22"/>
-          <w:szCs w:val="22"/>
-          <w:lang w:val="en-US"/>
-        </w:rPr>
-        <w:t xml:space="preserve"> the rules in the managers.</w:t>
-      </w:r>
-      <w:r>
-        <w:rPr>
-          <w:rStyle w:val="eop"/>
-          <w:rFonts w:ascii="Arial" w:hAnsi="Arial" w:cs="Arial"/>
-          <w:color w:val="0D0D0D"/>
-          <w:sz w:val="22"/>
-          <w:szCs w:val="22"/>
-          <w:lang w:val="en-US"/>
-        </w:rPr>
-        <w:t xml:space="preserve"> Introduce a class manager that validates </w:t>
-      </w:r>
-      <w:r>
-        <w:rPr>
-          <w:rStyle w:val="eop"/>
-          <w:rFonts w:ascii="Arial" w:hAnsi="Arial" w:cs="Arial"/>
-          <w:color w:val="0D0D0D"/>
-          <w:sz w:val="22"/>
-          <w:szCs w:val="22"/>
-          <w:lang w:val="en-US"/>
-        </w:rPr>
-        <w:t>users</w:t>
-      </w:r>
-      <w:r>
-        <w:rPr>
-          <w:rStyle w:val="eop"/>
-          <w:rFonts w:ascii="Arial" w:hAnsi="Arial" w:cs="Arial"/>
-          <w:color w:val="0D0D0D"/>
-          <w:sz w:val="22"/>
-          <w:szCs w:val="22"/>
-          <w:lang w:val="en-US"/>
-        </w:rPr>
-        <w:t>.</w:t>
-      </w:r>
-      <w:r>
-        <w:rPr>
-          <w:rStyle w:val="eop"/>
-          <w:rFonts w:ascii="Arial" w:hAnsi="Arial" w:cs="Arial"/>
-          <w:color w:val="0D0D0D"/>
-          <w:sz w:val="22"/>
-          <w:szCs w:val="22"/>
-          <w:lang w:val="en-US"/>
-        </w:rPr>
-        <w:t xml:space="preserve"> I also need to work on </w:t>
-      </w:r>
-      <w:r>
-        <w:rPr>
-          <w:rStyle w:val="eop"/>
-          <w:rFonts w:ascii="Arial" w:hAnsi="Arial" w:cs="Arial"/>
-          <w:color w:val="0D0D0D"/>
-          <w:sz w:val="22"/>
-          <w:szCs w:val="22"/>
-          <w:lang w:val="en-US"/>
-        </w:rPr>
-        <w:t xml:space="preserve">the </w:t>
-      </w:r>
-      <w:proofErr w:type="spellStart"/>
-      <w:r>
-        <w:rPr>
-          <w:rStyle w:val="eop"/>
-          <w:rFonts w:ascii="Arial" w:hAnsi="Arial" w:cs="Arial"/>
-          <w:color w:val="0D0D0D"/>
-          <w:sz w:val="22"/>
-          <w:szCs w:val="22"/>
-          <w:lang w:val="en-US"/>
-        </w:rPr>
-        <w:t>uni</w:t>
-      </w:r>
-      <w:proofErr w:type="spellEnd"/>
-      <w:r>
-        <w:rPr>
-          <w:rStyle w:val="eop"/>
-          <w:rFonts w:ascii="Arial" w:hAnsi="Arial" w:cs="Arial"/>
-          <w:color w:val="0D0D0D"/>
-          <w:sz w:val="22"/>
-          <w:szCs w:val="22"/>
-          <w:lang w:val="en-US"/>
-        </w:rPr>
-        <w:t xml:space="preserve"> test more</w:t>
-      </w:r>
-      <w:r>
-        <w:rPr>
-          <w:rStyle w:val="eop"/>
-          <w:rFonts w:ascii="Arial" w:hAnsi="Arial" w:cs="Arial"/>
-          <w:color w:val="0D0D0D"/>
-          <w:sz w:val="22"/>
-          <w:szCs w:val="22"/>
-          <w:lang w:val="en-US"/>
-        </w:rPr>
-        <w:t xml:space="preserve">. I will have to change my dependency injection to use the </w:t>
-      </w:r>
-      <w:r>
-        <w:rPr>
-          <w:rStyle w:val="eop"/>
-          <w:rFonts w:ascii="Arial" w:hAnsi="Arial" w:cs="Arial"/>
-          <w:color w:val="0D0D0D"/>
-          <w:sz w:val="22"/>
-          <w:szCs w:val="22"/>
-          <w:lang w:val="en-US"/>
-        </w:rPr>
-        <w:t>repositories</w:t>
-      </w:r>
-      <w:r>
-        <w:rPr>
-          <w:rStyle w:val="eop"/>
-          <w:rFonts w:ascii="Arial" w:hAnsi="Arial" w:cs="Arial"/>
-          <w:color w:val="0D0D0D"/>
-          <w:sz w:val="22"/>
-          <w:szCs w:val="22"/>
-          <w:lang w:val="en-US"/>
-        </w:rPr>
-        <w:t xml:space="preserve"> instead of </w:t>
-      </w:r>
-      <w:r>
-        <w:rPr>
-          <w:rStyle w:val="eop"/>
-          <w:rFonts w:ascii="Arial" w:hAnsi="Arial" w:cs="Arial"/>
-          <w:color w:val="0D0D0D"/>
-          <w:sz w:val="22"/>
-          <w:szCs w:val="22"/>
-          <w:lang w:val="en-US"/>
-        </w:rPr>
-        <w:t>creating a class in the logic layer that does the same thing.</w:t>
-      </w:r>
     </w:p>
     <w:sectPr>
       <w:pgSz w:w="11906" w:h="16838"/>
